--- a/Collatio/11/1. Textos/2. Limpios/11-G.docx
+++ b/Collatio/11/1. Textos/2. Limpios/11-G.docx
@@ -1,140 +1,140 @@
 
 <file path=word/document.xml><?xml version="1.0" encoding="utf-8"?>
-<w:document xmlns:wpc="http://schemas.microsoft.com/office/word/2010/wordprocessingCanvas" xmlns:cx="http://schemas.microsoft.com/office/drawing/2014/chartex" xmlns:cx1="http://schemas.microsoft.com/office/drawing/2015/9/8/chartex" xmlns:cx2="http://schemas.microsoft.com/office/drawing/2015/10/21/chartex" xmlns:cx3="http://schemas.microsoft.com/office/drawing/2016/5/9/chartex" xmlns:cx4="http://schemas.microsoft.com/office/drawing/2016/5/10/chartex" xmlns:cx5="http://schemas.microsoft.com/office/drawing/2016/5/11/chartex" xmlns:cx6="http://schemas.microsoft.com/office/drawing/2016/5/12/chartex" xmlns:cx7="http://schemas.microsoft.com/office/drawing/2016/5/13/chartex" xmlns:cx8="http://schemas.microsoft.com/office/drawing/2016/5/14/chartex" xmlns:mc="http://schemas.openxmlformats.org/markup-compatibility/2006" xmlns:aink="http://schemas.microsoft.com/office/drawing/2016/ink" xmlns:am3d="http://schemas.microsoft.com/office/drawing/2017/model3d" xmlns:o="urn:schemas-microsoft-com:office:office" xmlns:oel="http://schemas.microsoft.com/office/2019/extlst" xmlns:r="http://schemas.openxmlformats.org/officeDocument/2006/relationships" xmlns:m="http://schemas.openxmlformats.org/officeDocument/2006/math" xmlns:v="urn:schemas-microsoft-com:vml" xmlns:wp14="http://schemas.microsoft.com/office/word/2010/wordprocessingDrawing" xmlns:wp="http://schemas.openxmlformats.org/drawingml/2006/wordprocessingDrawing" xmlns:w10="urn:schemas-microsoft-com:office:word" xmlns:w="http://schemas.openxmlformats.org/wordprocessingml/2006/main" xmlns:w14="http://schemas.microsoft.com/office/word/2010/wordml" xmlns:w15="http://schemas.microsoft.com/office/word/2012/wordml" xmlns:w16cex="http://schemas.microsoft.com/office/word/2018/wordml/cex" xmlns:w16cid="http://schemas.microsoft.com/office/word/2016/wordml/cid" xmlns:w16="http://schemas.microsoft.com/office/word/2018/wordml" xmlns:w16sdtdh="http://schemas.microsoft.com/office/word/2020/wordml/sdtdatahash" xmlns:w16se="http://schemas.microsoft.com/office/word/2015/wordml/symex" xmlns:wpg="http://schemas.microsoft.com/office/word/2010/wordprocessingGroup" xmlns:wpi="http://schemas.microsoft.com/office/word/2010/wordprocessingInk" xmlns:wne="http://schemas.microsoft.com/office/word/2006/wordml" xmlns:wps="http://schemas.microsoft.com/office/word/2010/wordprocessingShape" mc:Ignorable="w14 w15 w16se w16cid w16 w16cex w16sdtdh wp14">
+<w:document xmlns:wpc="http://schemas.microsoft.com/office/word/2010/wordprocessingCanvas" xmlns:cx="http://schemas.microsoft.com/office/drawing/2014/chartex" xmlns:cx1="http://schemas.microsoft.com/office/drawing/2015/9/8/chartex" xmlns:cx2="http://schemas.microsoft.com/office/drawing/2015/10/21/chartex" xmlns:cx3="http://schemas.microsoft.com/office/drawing/2016/5/9/chartex" xmlns:cx4="http://schemas.microsoft.com/office/drawing/2016/5/10/chartex" xmlns:cx5="http://schemas.microsoft.com/office/drawing/2016/5/11/chartex" xmlns:cx6="http://schemas.microsoft.com/office/drawing/2016/5/12/chartex" xmlns:cx7="http://schemas.microsoft.com/office/drawing/2016/5/13/chartex" xmlns:cx8="http://schemas.microsoft.com/office/drawing/2016/5/14/chartex" xmlns:mc="http://schemas.openxmlformats.org/markup-compatibility/2006" xmlns:aink="http://schemas.microsoft.com/office/drawing/2016/ink" xmlns:am3d="http://schemas.microsoft.com/office/drawing/2017/model3d" xmlns:o="urn:schemas-microsoft-com:office:office" xmlns:oel="http://schemas.microsoft.com/office/2019/extlst" xmlns:r="http://schemas.openxmlformats.org/officeDocument/2006/relationships" xmlns:m="http://schemas.openxmlformats.org/officeDocument/2006/math" xmlns:v="urn:schemas-microsoft-com:vml" xmlns:wp14="http://schemas.microsoft.com/office/word/2010/wordprocessingDrawing" xmlns:wp="http://schemas.openxmlformats.org/drawingml/2006/wordprocessingDrawing" xmlns:w10="urn:schemas-microsoft-com:office:word" xmlns:w="http://schemas.openxmlformats.org/wordprocessingml/2006/main" xmlns:w14="http://schemas.microsoft.com/office/word/2010/wordml" xmlns:w15="http://schemas.microsoft.com/office/word/2012/wordml" xmlns:w16cex="http://schemas.microsoft.com/office/word/2018/wordml/cex" xmlns:w16cid="http://schemas.microsoft.com/office/word/2016/wordml/cid" xmlns:w16="http://schemas.microsoft.com/office/word/2018/wordml" xmlns:w16du="http://schemas.microsoft.com/office/word/2023/wordml/word16du" xmlns:w16sdtdh="http://schemas.microsoft.com/office/word/2020/wordml/sdtdatahash" xmlns:w16sdtfl="http://schemas.microsoft.com/office/word/2024/wordml/sdtformatlock" xmlns:w16se="http://schemas.microsoft.com/office/word/2015/wordml/symex" xmlns:wpg="http://schemas.microsoft.com/office/word/2010/wordprocessingGroup" xmlns:wpi="http://schemas.microsoft.com/office/word/2010/wordprocessingInk" xmlns:wne="http://schemas.microsoft.com/office/word/2006/wordml" xmlns:wps="http://schemas.microsoft.com/office/word/2010/wordprocessingShape" mc:Ignorable="w14 w15 w16se w16cid w16 w16cex w16sdtdh w16sdtfl w16du wp14">
   <w:body>
     <w:p>
       <w:pPr>
         <w:rPr>
-          <w:rFonts w:ascii="Garamond" w:hAnsi="Garamond"/>
+          <w:rFonts w:ascii="Brill" w:hAnsi="Brill"/>
         </w:rPr>
       </w:pPr>
       <w:r>
         <w:rPr>
-          <w:rFonts w:ascii="Garamond" w:hAnsi="Garamond"/>
+          <w:rFonts w:ascii="Brill" w:hAnsi="Brill"/>
         </w:rPr>
         <w:t>Pregunto el diciplo al maestro e dixo maestro ruego te que me digas de la salutacion qu</w:t>
       </w:r>
       <w:r>
         <w:rPr>
-          <w:rFonts w:ascii="Garamond" w:hAnsi="Garamond"/>
+          <w:rFonts w:ascii="Brill" w:hAnsi="Brill"/>
           <w:lang w:val="es-ES"/>
         </w:rPr>
         <w:t xml:space="preserve"> </w:t>
       </w:r>
       <w:r>
         <w:rPr>
-          <w:rFonts w:ascii="Garamond" w:hAnsi="Garamond"/>
+          <w:rFonts w:ascii="Brill" w:hAnsi="Brill"/>
         </w:rPr>
         <w:t xml:space="preserve">el angel traxa a santa </w:t>
       </w:r>
       <w:r>
         <w:rPr>
-          <w:rFonts w:ascii="Garamond" w:hAnsi="Garamond"/>
+          <w:rFonts w:ascii="Brill" w:hAnsi="Brill"/>
           <w:lang w:val="es-ES"/>
         </w:rPr>
         <w:t>Mari</w:t>
       </w:r>
       <w:r>
         <w:rPr>
-          <w:rFonts w:ascii="Garamond" w:hAnsi="Garamond"/>
+          <w:rFonts w:ascii="Brill" w:hAnsi="Brill"/>
         </w:rPr>
         <w:t>a en qual lugar de las palabras encarno el spiritu santo en ella ca sobre esto ay gran dispusicion entra gran pieça de escolares que estamos fablando en ello e unos dizen que fuera en aquel lugar do dize el spiritu santo verna en ti e la virtud del alto</w:t>
       </w:r>
       <w:r>
         <w:rPr>
-          <w:rFonts w:ascii="Garamond" w:hAnsi="Garamond"/>
+          <w:rFonts w:ascii="Brill" w:hAnsi="Brill"/>
           <w:lang w:val="es-ES"/>
         </w:rPr>
         <w:t xml:space="preserve"> </w:t>
       </w:r>
       <w:r>
         <w:rPr>
-          <w:rFonts w:ascii="Garamond" w:hAnsi="Garamond"/>
+          <w:rFonts w:ascii="Brill" w:hAnsi="Brill"/>
         </w:rPr>
         <w:t>te alunbrara e otros dizen que fue en aquel lugar do dizen bendita eres entre todas las mugeres e bendito es el fruto del tu vientre e otros dizen que fuera en aquel lugar en el comienço de las palabras do dize dios te salve Maria llena eres de gracia el señor es contigo por eso te ruego maestro que me digas en qual d</w:t>
       </w:r>
       <w:r>
         <w:rPr>
-          <w:rFonts w:ascii="Garamond" w:hAnsi="Garamond"/>
+          <w:rFonts w:ascii="Brill" w:hAnsi="Brill"/>
           <w:lang w:val="es-ES"/>
         </w:rPr>
         <w:t xml:space="preserve"> </w:t>
       </w:r>
       <w:r>
         <w:rPr>
-          <w:rFonts w:ascii="Garamond" w:hAnsi="Garamond"/>
+          <w:rFonts w:ascii="Brill" w:hAnsi="Brill"/>
         </w:rPr>
         <w:t>estos lugares es respondio el maestro sepas que non fue en ninguno d</w:t>
       </w:r>
       <w:r>
         <w:rPr>
-          <w:rFonts w:ascii="Garamond" w:hAnsi="Garamond"/>
+          <w:rFonts w:ascii="Brill" w:hAnsi="Brill"/>
           <w:lang w:val="es-ES"/>
         </w:rPr>
         <w:t xml:space="preserve"> </w:t>
       </w:r>
       <w:r>
         <w:rPr>
-          <w:rFonts w:ascii="Garamond" w:hAnsi="Garamond"/>
+          <w:rFonts w:ascii="Brill" w:hAnsi="Brill"/>
         </w:rPr>
         <w:t>esos lugares ca voluntad fue de dios que acabase el angel toda su saludacion e despues que la mensageria fuese acabada quiso el ver que respuesta daria la bien aventurada santa Maria e alli ella respondio ahe la sierva de dios sea fecho en mi segun la tu palabra e luego en aquella ora fue el nuestro señor encarnado en ella ca en esta respuesta que ella dio vido el nuestro señor dos cosas en santa Maria la primera gran omildat que tan bien dio a entender que era sierva omildosa quando se llamo sierva e enpos de la humildança</w:t>
       </w:r>
       <w:r>
         <w:rPr>
-          <w:rFonts w:ascii="Garamond" w:hAnsi="Garamond"/>
+          <w:rFonts w:ascii="Brill" w:hAnsi="Brill"/>
           <w:lang w:val="es-ES"/>
         </w:rPr>
         <w:t xml:space="preserve"> </w:t>
       </w:r>
       <w:r>
         <w:rPr>
-          <w:rFonts w:ascii="Garamond" w:hAnsi="Garamond"/>
+          <w:rFonts w:ascii="Brill" w:hAnsi="Brill"/>
         </w:rPr>
         <w:t>vino a consentir en la mensa</w:t>
       </w:r>
       <w:r>
         <w:rPr>
-          <w:rFonts w:ascii="Garamond" w:hAnsi="Garamond"/>
+          <w:rFonts w:ascii="Brill" w:hAnsi="Brill"/>
           <w:lang w:val="es-ES"/>
         </w:rPr>
         <w:t>j</w:t>
       </w:r>
       <w:r>
         <w:rPr>
-          <w:rFonts w:ascii="Garamond" w:hAnsi="Garamond"/>
+          <w:rFonts w:ascii="Brill" w:hAnsi="Brill"/>
         </w:rPr>
         <w:t>eria que</w:t>
       </w:r>
       <w:r>
         <w:rPr>
-          <w:rFonts w:ascii="Garamond" w:hAnsi="Garamond"/>
+          <w:rFonts w:ascii="Brill" w:hAnsi="Brill"/>
           <w:lang w:val="es-ES"/>
         </w:rPr>
         <w:t xml:space="preserve"> </w:t>
       </w:r>
       <w:r>
         <w:rPr>
-          <w:rFonts w:ascii="Garamond" w:hAnsi="Garamond"/>
+          <w:rFonts w:ascii="Brill" w:hAnsi="Brill"/>
         </w:rPr>
         <w:t>l dixo el angel quando respondio que fuese fecho en ella segun avia dicho e d</w:t>
       </w:r>
       <w:r>
         <w:rPr>
-          <w:rFonts w:ascii="Garamond" w:hAnsi="Garamond"/>
+          <w:rFonts w:ascii="Brill" w:hAnsi="Brill"/>
           <w:lang w:val="es-ES"/>
         </w:rPr>
         <w:t xml:space="preserve"> </w:t>
       </w:r>
       <w:r>
         <w:rPr>
-          <w:rFonts w:ascii="Garamond" w:hAnsi="Garamond"/>
+          <w:rFonts w:ascii="Brill" w:hAnsi="Brill"/>
         </w:rPr>
         <w:t xml:space="preserve">este consentimiento que ella consentio fue tomado despues en la nuestra ley de los </w:t>
       </w:r>
       <w:proofErr w:type="spellStart"/>
       <w:r>
         <w:rPr>
-          <w:rFonts w:ascii="Garamond" w:hAnsi="Garamond"/>
+          <w:rFonts w:ascii="Brill" w:hAnsi="Brill"/>
           <w:lang w:val="es-ES"/>
         </w:rPr>
         <w:t>cr</w:t>
@@ -142,33 +142,33 @@
       <w:proofErr w:type="spellEnd"/>
       <w:r>
         <w:rPr>
-          <w:rFonts w:ascii="Garamond" w:hAnsi="Garamond"/>
+          <w:rFonts w:ascii="Brill" w:hAnsi="Brill"/>
         </w:rPr>
         <w:t>istianos por los padres santos que lo conpusieron e tan bien como es en la ley vie</w:t>
       </w:r>
       <w:r>
         <w:rPr>
-          <w:rFonts w:ascii="Garamond" w:hAnsi="Garamond"/>
+          <w:rFonts w:ascii="Brill" w:hAnsi="Brill"/>
           <w:lang w:val="es-ES"/>
         </w:rPr>
         <w:t>j</w:t>
       </w:r>
       <w:r>
         <w:rPr>
-          <w:rFonts w:ascii="Garamond" w:hAnsi="Garamond"/>
+          <w:rFonts w:ascii="Brill" w:hAnsi="Brill"/>
         </w:rPr>
         <w:t>a que todo casamiento que se aya a fazer a de ser por consentimiento del varon e de la muger e si uno d</w:t>
       </w:r>
       <w:r>
         <w:rPr>
-          <w:rFonts w:ascii="Garamond" w:hAnsi="Garamond"/>
+          <w:rFonts w:ascii="Brill" w:hAnsi="Brill"/>
           <w:lang w:val="es-ES"/>
         </w:rPr>
         <w:t xml:space="preserve"> </w:t>
       </w:r>
       <w:r>
         <w:rPr>
-          <w:rFonts w:ascii="Garamond" w:hAnsi="Garamond"/>
+          <w:rFonts w:ascii="Brill" w:hAnsi="Brill"/>
         </w:rPr>
         <w:t>ellos lo consiente e el otro non no es valedero e esto mesmo es si se faze por fuerça ca en ninguna manera non deve ser si non a voluntad de amos ados e esta voluntad que se levante bien de coraçon ca fallamos nos que dixo el nuestro señor en un evangelio a sus diciplos do fueren ayuntados dos o tres de vos en el mi nonbre yo sere en medio de vos</w:t>
       </w:r>
@@ -184,7 +184,7 @@
 </file>
 
 <file path=word/styles.xml><?xml version="1.0" encoding="utf-8"?>
-<w:styles xmlns:mc="http://schemas.openxmlformats.org/markup-compatibility/2006" xmlns:r="http://schemas.openxmlformats.org/officeDocument/2006/relationships" xmlns:w="http://schemas.openxmlformats.org/wordprocessingml/2006/main" xmlns:w14="http://schemas.microsoft.com/office/word/2010/wordml" xmlns:w15="http://schemas.microsoft.com/office/word/2012/wordml" xmlns:w16cex="http://schemas.microsoft.com/office/word/2018/wordml/cex" xmlns:w16cid="http://schemas.microsoft.com/office/word/2016/wordml/cid" xmlns:w16="http://schemas.microsoft.com/office/word/2018/wordml" xmlns:w16sdtdh="http://schemas.microsoft.com/office/word/2020/wordml/sdtdatahash" xmlns:w16se="http://schemas.microsoft.com/office/word/2015/wordml/symex" mc:Ignorable="w14 w15 w16se w16cid w16 w16cex w16sdtdh">
+<w:styles xmlns:mc="http://schemas.openxmlformats.org/markup-compatibility/2006" xmlns:r="http://schemas.openxmlformats.org/officeDocument/2006/relationships" xmlns:w="http://schemas.openxmlformats.org/wordprocessingml/2006/main" xmlns:w14="http://schemas.microsoft.com/office/word/2010/wordml" xmlns:w15="http://schemas.microsoft.com/office/word/2012/wordml" xmlns:w16cex="http://schemas.microsoft.com/office/word/2018/wordml/cex" xmlns:w16cid="http://schemas.microsoft.com/office/word/2016/wordml/cid" xmlns:w16="http://schemas.microsoft.com/office/word/2018/wordml" xmlns:w16du="http://schemas.microsoft.com/office/word/2023/wordml/word16du" xmlns:w16sdtdh="http://schemas.microsoft.com/office/word/2020/wordml/sdtdatahash" xmlns:w16sdtfl="http://schemas.microsoft.com/office/word/2024/wordml/sdtformatlock" xmlns:w16se="http://schemas.microsoft.com/office/word/2015/wordml/symex" mc:Ignorable="w14 w15 w16se w16cid w16 w16cex w16sdtdh w16sdtfl w16du">
   <w:docDefaults>
     <w:rPrDefault>
       <w:rPr>
